--- a/RFI-Docs/6-25-24 Urotoday VA’s Million Veteran Program Reveals Crucial Genetic Data for Prostate Cancer Treatment.docx
+++ b/RFI-Docs/6-25-24 Urotoday VA’s Million Veteran Program Reveals Crucial Genetic Data for Prostate Cancer Treatment.docx
@@ -4,7 +4,122 @@
   <w:body>
     <w:p>
       <w:pPr>
+        <w:jc w:val="left"/>
+      </w:pPr>
+      <w:r>
+        <w:rPr>
+          <w:color w:val="646464"/>
+          <w:sz w:val="18"/>
+        </w:rPr>
+        <w:t>Document: 6-25-24 Urotoday VA’s Million Veteran Program Reveals Crucial Genetic Data for Prostate Cancer Treatment.docx</w:t>
+      </w:r>
+    </w:p>
+    <w:p>
+      <w:pPr>
+        <w:jc w:val="left"/>
+      </w:pPr>
+      <w:r>
+        <w:rPr>
+          <w:color w:val="646464"/>
+          <w:sz w:val="18"/>
+        </w:rPr>
+        <w:t>Title: Urotoday 6-25-24--VA’s Million Veteran Program Reveals Crucial Genetic Data for Prostate Cancer Treatment</w:t>
+      </w:r>
+    </w:p>
+    <w:p>
+      <w:pPr>
+        <w:jc w:val="left"/>
+      </w:pPr>
+      <w:r>
+        <w:rPr>
+          <w:color w:val="646464"/>
+          <w:sz w:val="18"/>
+        </w:rPr>
+        <w:t>Topic: MVP | Type: News Articles</w:t>
+      </w:r>
+    </w:p>
+    <w:p>
+      <w:pPr>
+        <w:jc w:val="left"/>
+      </w:pPr>
+      <w:r>
+        <w:rPr>
+          <w:color w:val="646464"/>
+          <w:sz w:val="18"/>
+        </w:rPr>
+        <w:t>Created: 2024-06-26 | By: Richman, Michael (VACO)</w:t>
+      </w:r>
+    </w:p>
+    <w:p>
+      <w:pPr>
+        <w:jc w:val="left"/>
+      </w:pPr>
+      <w:r>
+        <w:rPr>
+          <w:color w:val="646464"/>
+          <w:sz w:val="18"/>
+        </w:rPr>
+        <w:t>Modified: 2024-07-19 | By: Richman, Michael (VACO)</w:t>
+      </w:r>
+    </w:p>
+    <w:p>
+      <w:pPr>
+        <w:jc w:val="left"/>
+      </w:pPr>
+      <w:r>
+        <w:rPr>
+          <w:color w:val="C8C8C8"/>
+          <w:sz w:val="16"/>
+        </w:rPr>
+        <w:t>────────────────────────────────────────────────────────────────────────────────</w:t>
+      </w:r>
+    </w:p>
+    <w:p>
+      <w:pPr>
+        <w:jc w:val="left"/>
+      </w:pPr>
+      <w:r/>
+    </w:p>
+    <w:p>
+      <w:pPr>
+        <w:jc w:val="left"/>
+      </w:pPr>
+      <w:r>
+        <w:rPr>
+          <w:color w:val="646464"/>
+          <w:sz w:val="18"/>
+        </w:rPr>
+        <w:t>Topic: MVP | Type: News Articles</w:t>
+      </w:r>
+    </w:p>
+    <w:p>
+      <w:pPr>
+        <w:jc w:val="left"/>
+      </w:pPr>
+      <w:r>
+        <w:rPr>
+          <w:color w:val="646464"/>
+          <w:sz w:val="18"/>
+        </w:rPr>
+        <w:t>Created: 2024-06-26 | By: Richman, Michael (VACO)</w:t>
+      </w:r>
+    </w:p>
+    <w:p>
+      <w:pPr>
+        <w:jc w:val="left"/>
+      </w:pPr>
+      <w:r>
+        <w:rPr>
+          <w:color w:val="646464"/>
+          <w:sz w:val="18"/>
+        </w:rPr>
+        <w:t>Modified: 2024-07-19 | By: Richman, Michael (VACO)</w:t>
+      </w:r>
+    </w:p>
+    <w:p>
+      <w:pPr>
         <w:spacing w:after="0" w:line="240" w:lineRule="auto"/>
+        <w:jc w:val="left"/>
         <w:outlineLvl w:val="0"/>
         <w:rPr>
           <w:rFonts w:eastAsia="Times New Roman" w:cstheme="minorHAnsi"/>
@@ -15,19 +130,13 @@
           <w14:ligatures w14:val="none"/>
         </w:rPr>
       </w:pPr>
-      <w:proofErr w:type="spellStart"/>
-      <w:r>
-        <w:rPr>
-          <w:rFonts w:eastAsia="Times New Roman" w:cstheme="minorHAnsi"/>
-          <w:color w:val="1F1F1F"/>
-          <w:kern w:val="36"/>
-          <w:sz w:val="24"/>
-          <w:szCs w:val="24"/>
-          <w14:ligatures w14:val="none"/>
-        </w:rPr>
-        <w:t>Urotoday</w:t>
-      </w:r>
-      <w:proofErr w:type="spellEnd"/>
+      <w:r>
+        <w:rPr>
+          <w:color w:val="C8C8C8"/>
+          <w:sz w:val="16"/>
+        </w:rPr>
+        <w:t>────────────────────────────────────────────────────────────────────────────────</w:t>
+      </w:r>
     </w:p>
     <w:p>
       <w:pPr>
@@ -42,17 +151,7 @@
           <w14:ligatures w14:val="none"/>
         </w:rPr>
       </w:pPr>
-      <w:r>
-        <w:rPr>
-          <w:rFonts w:eastAsia="Times New Roman" w:cstheme="minorHAnsi"/>
-          <w:color w:val="1F1F1F"/>
-          <w:kern w:val="36"/>
-          <w:sz w:val="24"/>
-          <w:szCs w:val="24"/>
-          <w14:ligatures w14:val="none"/>
-        </w:rPr>
-        <w:t>VA’s Million Veteran Program Reveals Crucial Genetic Data for Prostate Cancer Treatment</w:t>
-      </w:r>
+      <w:r/>
     </w:p>
     <w:p>
       <w:pPr>
